--- a/ADG/09장/9장_실습문제_정답.docx
+++ b/ADG/09장/9장_실습문제_정답.docx
@@ -981,7 +981,7 @@
           <w:b/>
           <w:sz w:val="21"/>
         </w:rPr>
-        <w:t>[상-10] 정답: ① 누적값이므로 두 시점의 차이를 봐야 한다</w:t>
+        <w:t>[상-10] 정답: ① `V$ARCHIVE_DEST_STATUS`의 `DATABASE_MODE`와 `RECOVERY_MODE`</w:t>
       </w:r>
     </w:p>
     <w:p>
@@ -990,7 +990,7 @@
           <w:rFonts w:ascii="맑은 고딕" w:hAnsi="맑은 고딕" w:eastAsia="맑은 고딕"/>
           <w:sz w:val="21"/>
         </w:rPr>
-        <w:t>해설: 한 번의 조회로는 "지금까지 전체가 어땠는가"만 알 수 있다. 재기동하면 초기화되므로 재기동 직후의 낮은 값은 안정성의 증거가 아니라 표본이 적다는 뜻이다.</w:t>
+        <w:t>해설: 실측에서 `DATABASE_MODE`가 `OPEN_READ-ONLY`에서 **`MOUNTED-STANDBY`**로 바뀌고 `RECOVERY_MODE`에서 **`WITH QUERY`가 사라졌다.** ②는 Primary에서 **0행**이라 쓸 수 없고, ③④는 Standby에 접속해야 볼 수 있는 값이라 "Primary에서"라는 조건에 맞지 않는다.</w:t>
       </w:r>
     </w:p>
     <w:sectPr>
